--- a/Code_Coverage_Report.docx
+++ b/Code_Coverage_Report.docx
@@ -7,157 +7,118 @@
         <w:jc w:val="center"/>
       </w:pPr>
       <w:bookmarkStart w:id="0" w:name="code-coverage-improvement-report"/>
+      <w:bookmarkStart w:id="1" w:name="shopizer-e-commerce-testing-suite"/>
+      <w:proofErr w:type="spellStart"/>
       <w:r>
         <w:rPr>
           <w:b/>
           <w:color w:val="003366"/>
           <w:sz w:val="48"/>
         </w:rPr>
-        <w:t>Shopizer E-Commerce Platform</w:t>
+        <w:t>Shopizer</w:t>
+      </w:r>
+      <w:proofErr w:type="spellEnd"/>
+      <w:r>
+        <w:rPr>
+          <w:b/>
+          <w:color w:val="003366"/>
+          <w:sz w:val="48"/>
+        </w:rPr>
+        <w:t xml:space="preserve"> E-Commerce Platform</w:t>
       </w:r>
     </w:p>
     <w:p>
       <w:pPr>
         <w:jc w:val="center"/>
-      </w:pPr>
-      <w:r>
         <w:rPr>
           <w:sz w:val="28"/>
         </w:rPr>
-        <w:t xml:space="preserve">Assignment </w:t>
+      </w:pPr>
+      <w:r>
+        <w:rPr>
+          <w:sz w:val="28"/>
+        </w:rPr>
+        <w:t>Part 3. White Box Testing and Coverage.</w:t>
+      </w:r>
+    </w:p>
+    <w:p/>
+    <w:p>
+      <w:pPr>
+        <w:jc w:val="center"/>
+        <w:rPr>
+          <w:rFonts w:eastAsia="新細明體"/>
+          <w:lang w:eastAsia="zh-TW"/>
+        </w:rPr>
+      </w:pPr>
+      <w:r>
+        <w:t>Course: Software Testing</w:t>
+      </w:r>
+    </w:p>
+    <w:p>
+      <w:pPr>
+        <w:jc w:val="center"/>
+        <w:rPr>
+          <w:rFonts w:eastAsia="新細明體"/>
+          <w:lang w:eastAsia="zh-TW"/>
+        </w:rPr>
+      </w:pPr>
+      <w:r>
+        <w:t>Student: Yijun Sun</w:t>
+      </w:r>
+      <w:r>
+        <w:rPr>
+          <w:rFonts w:eastAsia="新細明體" w:hint="eastAsia"/>
+          <w:lang w:eastAsia="zh-TW"/>
+        </w:rPr>
+        <w:t>, Yu Chien Chiu</w:t>
+      </w:r>
+    </w:p>
+    <w:p>
+      <w:pPr>
+        <w:jc w:val="center"/>
+        <w:rPr>
+          <w:rFonts w:eastAsia="新細明體"/>
+          <w:lang w:eastAsia="zh-TW"/>
+        </w:rPr>
+      </w:pPr>
+      <w:r>
+        <w:t xml:space="preserve">Date: February </w:t>
       </w:r>
       <w:r>
         <w:rPr>
           <w:rFonts w:hint="eastAsia"/>
-          <w:sz w:val="28"/>
-        </w:rPr>
-        <w:t>3</w:t>
-      </w:r>
-      <w:r>
-        <w:rPr>
-          <w:sz w:val="28"/>
-        </w:rPr>
-        <w:t xml:space="preserve">: </w:t>
-      </w:r>
-      <w:r>
-        <w:rPr>
-          <w:sz w:val="28"/>
-        </w:rPr>
-        <w:t>White Box Testing and Coverage</w:t>
-      </w:r>
-    </w:p>
-    <w:p/>
-    <w:p>
-      <w:pPr>
-        <w:jc w:val="center"/>
-      </w:pPr>
-      <w:r>
-        <w:t>Course: Software Testing</w:t>
-      </w:r>
-      <w:r>
-        <w:rPr>
-          <w:rFonts w:hint="eastAsia"/>
-        </w:rPr>
-        <w:t xml:space="preserve"> </w:t>
-      </w:r>
-    </w:p>
-    <w:p>
-      <w:pPr>
-        <w:jc w:val="center"/>
-      </w:pPr>
-      <w:r>
-        <w:t>Student: Yijun Sun</w:t>
-      </w:r>
-      <w:r>
-        <w:rPr>
-          <w:rFonts w:eastAsia="PMingLiU" w:hint="eastAsia"/>
+        </w:rPr>
+        <w:t>1</w:t>
+      </w:r>
+      <w:r>
+        <w:t>7, 2026</w:t>
+      </w:r>
+    </w:p>
+    <w:p>
+      <w:pPr>
+        <w:rPr>
+          <w:rFonts w:eastAsia="新細明體" w:hint="eastAsia"/>
           <w:lang w:eastAsia="zh-TW"/>
         </w:rPr>
-        <w:t>, Yu Chien Chiu</w:t>
-      </w:r>
-      <w:r>
-        <w:rPr>
-          <w:rFonts w:hint="eastAsia"/>
-        </w:rPr>
-        <w:t xml:space="preserve"> </w:t>
-      </w:r>
-    </w:p>
-    <w:p>
-      <w:pPr>
-        <w:jc w:val="center"/>
-      </w:pPr>
-      <w:r>
-        <w:t xml:space="preserve">Date: February </w:t>
-      </w:r>
-      <w:r>
-        <w:rPr>
-          <w:rFonts w:hint="eastAsia"/>
-        </w:rPr>
-        <w:t>16</w:t>
-      </w:r>
-      <w:r>
-        <w:t xml:space="preserve"> 2026</w:t>
-      </w:r>
-      <w:r>
-        <w:rPr>
-          <w:rFonts w:hint="eastAsia"/>
-        </w:rPr>
-        <w:t xml:space="preserve"> </w:t>
-      </w:r>
-    </w:p>
-    <w:p>
-      <w:pPr>
-        <w:jc w:val="center"/>
-      </w:pPr>
-      <w:r>
-        <w:t xml:space="preserve">Module: Product Price &amp; </w:t>
-      </w:r>
-      <w:r>
-        <w:rPr>
-          <w:rFonts w:hint="eastAsia"/>
-        </w:rPr>
-        <w:t>Sho</w:t>
-      </w:r>
-      <w:r>
-        <w:t>pping Carts Management</w:t>
-      </w:r>
-    </w:p>
-    <w:p>
+      </w:pPr>
       <w:r>
         <w:br w:type="page"/>
       </w:r>
     </w:p>
     <w:p>
-      <w:pPr>
-        <w:pStyle w:val="Heading1"/>
-      </w:pPr>
-      <w:r>
+      <w:r>
+        <w:rPr>
+          <w:noProof/>
+        </w:rPr>
         <w:lastRenderedPageBreak/>
-        <w:t>Code Coverage Improvement Report</w:t>
-      </w:r>
-    </w:p>
-    <w:p>
-      <w:pPr>
-        <w:pStyle w:val="Heading2"/>
-      </w:pPr>
-      <w:bookmarkStart w:id="1" w:name="shopizer-e-commerce-testing-suite"/>
-      <w:r>
-        <w:t>Shopizer E-Commerce Testing Suite</w:t>
-      </w:r>
-    </w:p>
-    <w:p>
-      <w:r>
-        <w:rPr>
-          <w:noProof/>
-        </w:rPr>
-        <w:pict w14:anchorId="098DE336">
-          <v:rect id="_x0000_i1035" alt="" style="width:468pt;height:.05pt;mso-width-percent:0;mso-height-percent:0;mso-width-percent:0;mso-height-percent:0" o:hralign="center" o:hrstd="t" o:hr="t"/>
+        <w:pict w14:anchorId="62EFB175">
+          <v:rect id="_x0000_i1025" alt="" style="width:468pt;height:.05pt;mso-width-percent:0;mso-height-percent:0;mso-width-percent:0;mso-height-percent:0" o:hralign="center" o:hrstd="t" o:hr="t"/>
         </w:pict>
       </w:r>
     </w:p>
     <w:p>
       <w:pPr>
-        <w:pStyle w:val="Heading1"/>
+        <w:pStyle w:val="1"/>
       </w:pPr>
       <w:bookmarkStart w:id="2" w:name="Xe00960918c73475c5164f42fbc3ec91df929e0d"/>
       <w:bookmarkEnd w:id="0"/>
@@ -168,7 +129,7 @@
     </w:p>
     <w:p>
       <w:pPr>
-        <w:pStyle w:val="Heading2"/>
+        <w:pStyle w:val="2"/>
       </w:pPr>
       <w:bookmarkStart w:id="3" w:name="productpriceservice-overview"/>
       <w:r>
@@ -188,14 +149,14 @@
         <w:rPr>
           <w:noProof/>
         </w:rPr>
-        <w:pict w14:anchorId="1D571B74">
-          <v:rect id="_x0000_i1034" alt="" style="width:468pt;height:.05pt;mso-width-percent:0;mso-height-percent:0;mso-width-percent:0;mso-height-percent:0" o:hralign="center" o:hrstd="t" o:hr="t"/>
+        <w:pict w14:anchorId="296547A7">
+          <v:rect id="_x0000_i1026" alt="" style="width:468pt;height:.05pt;mso-width-percent:0;mso-height-percent:0;mso-width-percent:0;mso-height-percent:0" o:hralign="center" o:hrstd="t" o:hr="t"/>
         </w:pict>
       </w:r>
     </w:p>
     <w:p>
       <w:pPr>
-        <w:pStyle w:val="Heading2"/>
+        <w:pStyle w:val="2"/>
       </w:pPr>
       <w:bookmarkStart w:id="4" w:name="baseline-coverage-before"/>
       <w:bookmarkEnd w:id="3"/>
@@ -219,9 +180,9 @@
         <w:tblLook w:val="0020" w:firstRow="1" w:lastRow="0" w:firstColumn="0" w:lastColumn="0" w:noHBand="0" w:noVBand="0"/>
       </w:tblPr>
       <w:tblGrid>
-        <w:gridCol w:w="3192"/>
-        <w:gridCol w:w="3192"/>
-        <w:gridCol w:w="3192"/>
+        <w:gridCol w:w="3120"/>
+        <w:gridCol w:w="3120"/>
+        <w:gridCol w:w="3120"/>
       </w:tblGrid>
       <w:tr>
         <w:trPr>
@@ -456,7 +417,7 @@
     </w:tbl>
     <w:p>
       <w:pPr>
-        <w:pStyle w:val="BodyText"/>
+        <w:pStyle w:val="a0"/>
       </w:pPr>
       <w:r>
         <w:rPr>
@@ -498,7 +459,7 @@
     </w:p>
     <w:p>
       <w:pPr>
-        <w:pStyle w:val="BodyText"/>
+        <w:pStyle w:val="a0"/>
         <w:rPr>
           <w:b/>
           <w:bCs/>
@@ -532,7 +493,7 @@
     </w:p>
     <w:p>
       <w:pPr>
-        <w:pStyle w:val="BodyText"/>
+        <w:pStyle w:val="a0"/>
       </w:pPr>
       <w:r>
         <w:rPr>
@@ -581,14 +542,14 @@
         <w:rPr>
           <w:noProof/>
         </w:rPr>
-        <w:pict w14:anchorId="0A3D601A">
-          <v:rect id="_x0000_i1033" alt="" style="width:468pt;height:.05pt;mso-width-percent:0;mso-height-percent:0;mso-width-percent:0;mso-height-percent:0" o:hralign="center" o:hrstd="t" o:hr="t"/>
+        <w:pict w14:anchorId="4799D317">
+          <v:rect id="_x0000_i1027" alt="" style="width:468pt;height:.05pt;mso-width-percent:0;mso-height-percent:0;mso-width-percent:0;mso-height-percent:0" o:hralign="center" o:hrstd="t" o:hr="t"/>
         </w:pict>
       </w:r>
     </w:p>
     <w:p>
       <w:pPr>
-        <w:pStyle w:val="Heading2"/>
+        <w:pStyle w:val="2"/>
       </w:pPr>
       <w:bookmarkStart w:id="5" w:name="new-test-cases-functional-description"/>
       <w:bookmarkEnd w:id="4"/>
@@ -612,9 +573,9 @@
         <w:tblLook w:val="0020" w:firstRow="1" w:lastRow="0" w:firstColumn="0" w:lastColumn="0" w:noHBand="0" w:noVBand="0"/>
       </w:tblPr>
       <w:tblGrid>
-        <w:gridCol w:w="3192"/>
-        <w:gridCol w:w="3192"/>
-        <w:gridCol w:w="3192"/>
+        <w:gridCol w:w="3120"/>
+        <w:gridCol w:w="3120"/>
+        <w:gridCol w:w="3120"/>
       </w:tblGrid>
       <w:tr>
         <w:trPr>
@@ -705,7 +666,7 @@
     </w:tbl>
     <w:p>
       <w:pPr>
-        <w:pStyle w:val="BodyText"/>
+        <w:pStyle w:val="a0"/>
       </w:pPr>
       <w:r>
         <w:rPr>
@@ -737,7 +698,7 @@
       <w:hyperlink r:id="rId7" w:anchor="L490" w:history="1">
         <w:r>
           <w:rPr>
-            <w:rStyle w:val="Hyperlink"/>
+            <w:rStyle w:val="af"/>
           </w:rPr>
           <w:t>CODE</w:t>
         </w:r>
@@ -753,7 +714,7 @@
     </w:p>
     <w:p>
       <w:pPr>
-        <w:pStyle w:val="BodyText"/>
+        <w:pStyle w:val="a0"/>
         <w:rPr>
           <w:b/>
           <w:bCs/>
@@ -772,7 +733,7 @@
     </w:p>
     <w:p>
       <w:pPr>
-        <w:pStyle w:val="BodyText"/>
+        <w:pStyle w:val="a0"/>
       </w:pPr>
       <w:r>
         <w:rPr>
@@ -821,14 +782,14 @@
         <w:rPr>
           <w:noProof/>
         </w:rPr>
-        <w:pict w14:anchorId="499F3B98">
-          <v:rect id="_x0000_i1032" alt="" style="width:468pt;height:.05pt;mso-width-percent:0;mso-height-percent:0;mso-width-percent:0;mso-height-percent:0" o:hralign="center" o:hrstd="t" o:hr="t"/>
+        <w:pict w14:anchorId="65A1D66C">
+          <v:rect id="_x0000_i1028" alt="" style="width:468pt;height:.05pt;mso-width-percent:0;mso-height-percent:0;mso-width-percent:0;mso-height-percent:0" o:hralign="center" o:hrstd="t" o:hr="t"/>
         </w:pict>
       </w:r>
     </w:p>
     <w:p>
       <w:pPr>
-        <w:pStyle w:val="Heading2"/>
+        <w:pStyle w:val="2"/>
       </w:pPr>
       <w:bookmarkStart w:id="6" w:name="final-result-after"/>
       <w:bookmarkEnd w:id="5"/>
@@ -852,10 +813,10 @@
         <w:tblLook w:val="0020" w:firstRow="1" w:lastRow="0" w:firstColumn="0" w:lastColumn="0" w:noHBand="0" w:noVBand="0"/>
       </w:tblPr>
       <w:tblGrid>
-        <w:gridCol w:w="2394"/>
-        <w:gridCol w:w="2394"/>
-        <w:gridCol w:w="2394"/>
-        <w:gridCol w:w="2394"/>
+        <w:gridCol w:w="2340"/>
+        <w:gridCol w:w="2340"/>
+        <w:gridCol w:w="2340"/>
+        <w:gridCol w:w="2340"/>
       </w:tblGrid>
       <w:tr>
         <w:trPr>
@@ -1187,7 +1148,7 @@
     </w:tbl>
     <w:p>
       <w:pPr>
-        <w:pStyle w:val="BodyText"/>
+        <w:pStyle w:val="a0"/>
       </w:pPr>
       <w:r>
         <w:rPr>
@@ -1202,7 +1163,7 @@
     </w:p>
     <w:p>
       <w:pPr>
-        <w:pStyle w:val="BodyText"/>
+        <w:pStyle w:val="a0"/>
       </w:pPr>
       <w:r>
         <w:rPr>
@@ -1244,7 +1205,7 @@
     </w:p>
     <w:p>
       <w:pPr>
-        <w:pStyle w:val="BodyText"/>
+        <w:pStyle w:val="a0"/>
       </w:pPr>
       <w:r>
         <w:rPr>
@@ -1293,14 +1254,14 @@
         <w:rPr>
           <w:noProof/>
         </w:rPr>
-        <w:pict w14:anchorId="24427E5C">
-          <v:rect id="_x0000_i1031" alt="" style="width:468pt;height:.05pt;mso-width-percent:0;mso-height-percent:0;mso-width-percent:0;mso-height-percent:0" o:hralign="center" o:hrstd="t" o:hr="t"/>
+        <w:pict w14:anchorId="6D200F47">
+          <v:rect id="_x0000_i1029" alt="" style="width:468pt;height:.05pt;mso-width-percent:0;mso-height-percent:0;mso-width-percent:0;mso-height-percent:0" o:hralign="center" o:hrstd="t" o:hr="t"/>
         </w:pict>
       </w:r>
     </w:p>
     <w:p>
       <w:pPr>
-        <w:pStyle w:val="Heading1"/>
+        <w:pStyle w:val="1"/>
       </w:pPr>
       <w:bookmarkStart w:id="7" w:name="X09f92e20971da676dfc8556d2bcb8a2a6e49579"/>
       <w:bookmarkEnd w:id="2"/>
@@ -1311,7 +1272,7 @@
     </w:p>
     <w:p>
       <w:pPr>
-        <w:pStyle w:val="Heading2"/>
+        <w:pStyle w:val="2"/>
       </w:pPr>
       <w:bookmarkStart w:id="8" w:name="shoppingcartservice-overview"/>
       <w:r>
@@ -1331,14 +1292,14 @@
         <w:rPr>
           <w:noProof/>
         </w:rPr>
-        <w:pict w14:anchorId="2D1473DD">
+        <w:pict w14:anchorId="0F717387">
           <v:rect id="_x0000_i1030" alt="" style="width:468pt;height:.05pt;mso-width-percent:0;mso-height-percent:0;mso-width-percent:0;mso-height-percent:0" o:hralign="center" o:hrstd="t" o:hr="t"/>
         </w:pict>
       </w:r>
     </w:p>
     <w:p>
       <w:pPr>
-        <w:pStyle w:val="Heading2"/>
+        <w:pStyle w:val="2"/>
       </w:pPr>
       <w:bookmarkStart w:id="9" w:name="baseline-coverage-before-1"/>
       <w:bookmarkEnd w:id="8"/>
@@ -1349,10 +1310,50 @@
     <w:p>
       <w:pPr>
         <w:pStyle w:val="FirstParagraph"/>
-      </w:pPr>
-      <w:r>
-        <w:t>Before adding new test cases, the existing test suite for com.salesmanager.core.business.services.shoppingcart had limited coverage, particularly within the implementation class ShoppingCartServiceImpl.</w:t>
-      </w:r>
+        <w:rPr>
+          <w:rFonts w:eastAsia="新細明體"/>
+          <w:lang w:eastAsia="zh-TW"/>
+        </w:rPr>
+      </w:pPr>
+      <w:r>
+        <w:t xml:space="preserve">Before adding new test cases, the existing test suite for com.salesmanager.core.business.services.shoppingcart had limited coverage, particularly within the implementation class </w:t>
+      </w:r>
+      <w:proofErr w:type="spellStart"/>
+      <w:r>
+        <w:t>ShoppingCartServiceImpl</w:t>
+      </w:r>
+      <w:proofErr w:type="spellEnd"/>
+      <w:r>
+        <w:t>.</w:t>
+      </w:r>
+    </w:p>
+    <w:p>
+      <w:pPr>
+        <w:pStyle w:val="a0"/>
+        <w:rPr>
+          <w:rFonts w:eastAsia="新細明體"/>
+          <w:lang w:eastAsia="zh-TW"/>
+        </w:rPr>
+      </w:pPr>
+      <w:hyperlink r:id="rId10" w:history="1">
+        <w:r>
+          <w:rPr>
+            <w:rStyle w:val="af"/>
+            <w:rFonts w:eastAsia="新細明體"/>
+            <w:lang w:eastAsia="zh-TW"/>
+          </w:rPr>
+          <w:t>https://github.com/KrimsonSun/shopizerForTest/blob/5bd8129a95f4d1bfdce7ff24e5a4eaebdb76c2ec/sm-core/src/test/java/com/salesmanager/test/shoppingcart/MyCartCoverageTest.java#L49</w:t>
+        </w:r>
+      </w:hyperlink>
+    </w:p>
+    <w:p>
+      <w:pPr>
+        <w:pStyle w:val="a0"/>
+        <w:rPr>
+          <w:rFonts w:eastAsia="新細明體" w:hint="eastAsia"/>
+          <w:lang w:eastAsia="zh-TW"/>
+        </w:rPr>
+      </w:pPr>
     </w:p>
     <w:tbl>
       <w:tblPr>
@@ -1462,6 +1463,7 @@
               <w:pStyle w:val="Compact"/>
             </w:pPr>
             <w:r>
+              <w:lastRenderedPageBreak/>
               <w:t>Branch Coverage</w:t>
             </w:r>
           </w:p>
@@ -1483,7 +1485,7 @@
     </w:tbl>
     <w:p>
       <w:pPr>
-        <w:pStyle w:val="BodyText"/>
+        <w:pStyle w:val="a0"/>
       </w:pPr>
       <w:r>
         <w:t>The initial coverage primarily relied on basic cart retrieval tests, leaving complex merging logic and defensive error handling (null checks) largely uncovered.</w:t>
@@ -1491,7 +1493,7 @@
     </w:p>
     <w:p>
       <w:pPr>
-        <w:pStyle w:val="BodyText"/>
+        <w:pStyle w:val="a0"/>
         <w:rPr>
           <w:b/>
           <w:bCs/>
@@ -1518,13 +1520,12 @@
     </w:p>
     <w:p>
       <w:pPr>
-        <w:pStyle w:val="BodyText"/>
+        <w:pStyle w:val="a0"/>
       </w:pPr>
       <w:r>
         <w:rPr>
           <w:noProof/>
         </w:rPr>
-        <w:lastRenderedPageBreak/>
         <w:drawing>
           <wp:inline distT="0" distB="0" distL="0" distR="0" wp14:anchorId="5FEF7E8F" wp14:editId="01D72672">
             <wp:extent cx="5274310" cy="2309495"/>
@@ -1541,7 +1542,7 @@
                     <pic:cNvPicPr/>
                   </pic:nvPicPr>
                   <pic:blipFill>
-                    <a:blip r:embed="rId10"/>
+                    <a:blip r:embed="rId11"/>
                     <a:stretch>
                       <a:fillRect/>
                     </a:stretch>
@@ -1567,14 +1568,14 @@
         <w:rPr>
           <w:noProof/>
         </w:rPr>
-        <w:pict w14:anchorId="41430ED8">
-          <v:rect id="_x0000_i1029" alt="" style="width:468pt;height:.05pt;mso-width-percent:0;mso-height-percent:0;mso-width-percent:0;mso-height-percent:0" o:hralign="center" o:hrstd="t" o:hr="t"/>
+        <w:pict w14:anchorId="6C679405">
+          <v:rect id="_x0000_i1031" alt="" style="width:468pt;height:.05pt;mso-width-percent:0;mso-height-percent:0;mso-width-percent:0;mso-height-percent:0" o:hralign="center" o:hrstd="t" o:hr="t"/>
         </w:pict>
       </w:r>
     </w:p>
     <w:p>
       <w:pPr>
-        <w:pStyle w:val="Heading2"/>
+        <w:pStyle w:val="2"/>
       </w:pPr>
       <w:bookmarkStart w:id="10" w:name="new-test-cases-functional-description-1"/>
       <w:bookmarkEnd w:id="9"/>
@@ -1585,10 +1586,188 @@
     <w:p>
       <w:pPr>
         <w:pStyle w:val="FirstParagraph"/>
+        <w:rPr>
+          <w:rFonts w:eastAsia="新細明體"/>
+          <w:lang w:eastAsia="zh-TW"/>
+        </w:rPr>
       </w:pPr>
       <w:r>
         <w:t>4 new test cases were implemented in MyCartCoverageTest.java to target the uncovered logic, resulting in a net increase of 52 lines of code coverage (Final: 125 lines).</w:t>
       </w:r>
+    </w:p>
+    <w:p>
+      <w:pPr>
+        <w:pStyle w:val="a0"/>
+        <w:rPr>
+          <w:rFonts w:eastAsia="新細明體"/>
+          <w:lang w:eastAsia="zh-TW"/>
+        </w:rPr>
+      </w:pPr>
+      <w:r>
+        <w:rPr>
+          <w:rFonts w:eastAsia="新細明體"/>
+          <w:lang w:eastAsia="zh-TW"/>
+        </w:rPr>
+        <w:t>T</w:t>
+      </w:r>
+      <w:r>
+        <w:rPr>
+          <w:rFonts w:eastAsia="新細明體" w:hint="eastAsia"/>
+          <w:lang w:eastAsia="zh-TW"/>
+        </w:rPr>
+        <w:t xml:space="preserve">estcase 1 : </w:t>
+      </w:r>
+      <w:hyperlink r:id="rId12" w:anchor="L120" w:history="1">
+        <w:r>
+          <w:rPr>
+            <w:rStyle w:val="af"/>
+            <w:rFonts w:eastAsia="新細明體"/>
+            <w:lang w:eastAsia="zh-TW"/>
+          </w:rPr>
+          <w:t>Testcase 1</w:t>
+        </w:r>
+      </w:hyperlink>
+    </w:p>
+    <w:p>
+      <w:pPr>
+        <w:pStyle w:val="a0"/>
+        <w:rPr>
+          <w:rFonts w:eastAsia="新細明體"/>
+          <w:lang w:eastAsia="zh-TW"/>
+        </w:rPr>
+      </w:pPr>
+      <w:r>
+        <w:rPr>
+          <w:rFonts w:eastAsia="新細明體"/>
+          <w:lang w:eastAsia="zh-TW"/>
+        </w:rPr>
+        <w:t>T</w:t>
+      </w:r>
+      <w:r>
+        <w:rPr>
+          <w:rFonts w:eastAsia="新細明體" w:hint="eastAsia"/>
+          <w:lang w:eastAsia="zh-TW"/>
+        </w:rPr>
+        <w:t xml:space="preserve">estcase </w:t>
+      </w:r>
+      <w:r>
+        <w:rPr>
+          <w:rFonts w:eastAsia="新細明體" w:hint="eastAsia"/>
+          <w:lang w:eastAsia="zh-TW"/>
+        </w:rPr>
+        <w:t>2</w:t>
+      </w:r>
+      <w:r>
+        <w:rPr>
+          <w:rFonts w:eastAsia="新細明體" w:hint="eastAsia"/>
+          <w:lang w:eastAsia="zh-TW"/>
+        </w:rPr>
+        <w:t xml:space="preserve"> : </w:t>
+      </w:r>
+      <w:hyperlink r:id="rId13" w:anchor="L164" w:history="1">
+        <w:r>
+          <w:rPr>
+            <w:rStyle w:val="af"/>
+            <w:rFonts w:eastAsia="新細明體"/>
+            <w:lang w:eastAsia="zh-TW"/>
+          </w:rPr>
+          <w:t>Testcase 2</w:t>
+        </w:r>
+      </w:hyperlink>
+    </w:p>
+    <w:p>
+      <w:pPr>
+        <w:pStyle w:val="a0"/>
+        <w:rPr>
+          <w:rFonts w:eastAsia="新細明體"/>
+          <w:lang w:eastAsia="zh-TW"/>
+        </w:rPr>
+      </w:pPr>
+      <w:r>
+        <w:rPr>
+          <w:rFonts w:eastAsia="新細明體"/>
+          <w:lang w:eastAsia="zh-TW"/>
+        </w:rPr>
+        <w:t>T</w:t>
+      </w:r>
+      <w:r>
+        <w:rPr>
+          <w:rFonts w:eastAsia="新細明體" w:hint="eastAsia"/>
+          <w:lang w:eastAsia="zh-TW"/>
+        </w:rPr>
+        <w:t xml:space="preserve">estcase </w:t>
+      </w:r>
+      <w:r>
+        <w:rPr>
+          <w:rFonts w:eastAsia="新細明體" w:hint="eastAsia"/>
+          <w:lang w:eastAsia="zh-TW"/>
+        </w:rPr>
+        <w:t>3</w:t>
+      </w:r>
+      <w:r>
+        <w:rPr>
+          <w:rFonts w:eastAsia="新細明體" w:hint="eastAsia"/>
+          <w:lang w:eastAsia="zh-TW"/>
+        </w:rPr>
+        <w:t xml:space="preserve"> : </w:t>
+      </w:r>
+      <w:hyperlink r:id="rId14" w:anchor="L196" w:history="1">
+        <w:r>
+          <w:rPr>
+            <w:rStyle w:val="af"/>
+            <w:rFonts w:eastAsia="新細明體"/>
+            <w:lang w:eastAsia="zh-TW"/>
+          </w:rPr>
+          <w:t>Testcase 3</w:t>
+        </w:r>
+      </w:hyperlink>
+    </w:p>
+    <w:p>
+      <w:pPr>
+        <w:pStyle w:val="a0"/>
+        <w:rPr>
+          <w:rFonts w:eastAsia="新細明體" w:hint="eastAsia"/>
+          <w:lang w:eastAsia="zh-TW"/>
+        </w:rPr>
+      </w:pPr>
+      <w:r>
+        <w:rPr>
+          <w:rFonts w:eastAsia="新細明體"/>
+          <w:lang w:eastAsia="zh-TW"/>
+        </w:rPr>
+        <w:t>T</w:t>
+      </w:r>
+      <w:r>
+        <w:rPr>
+          <w:rFonts w:eastAsia="新細明體" w:hint="eastAsia"/>
+          <w:lang w:eastAsia="zh-TW"/>
+        </w:rPr>
+        <w:t xml:space="preserve">estcase </w:t>
+      </w:r>
+      <w:r>
+        <w:rPr>
+          <w:rFonts w:eastAsia="新細明體" w:hint="eastAsia"/>
+          <w:lang w:eastAsia="zh-TW"/>
+        </w:rPr>
+        <w:t>4</w:t>
+      </w:r>
+      <w:r>
+        <w:rPr>
+          <w:rFonts w:eastAsia="新細明體" w:hint="eastAsia"/>
+          <w:lang w:eastAsia="zh-TW"/>
+        </w:rPr>
+        <w:t xml:space="preserve"> :</w:t>
+      </w:r>
+      <w:hyperlink r:id="rId15" w:anchor="L222" w:history="1">
+        <w:r>
+          <w:rPr>
+            <w:rStyle w:val="af"/>
+            <w:rFonts w:eastAsia="新細明體"/>
+            <w:lang w:eastAsia="zh-TW"/>
+          </w:rPr>
+          <w:t>Testcase 4</w:t>
+        </w:r>
+      </w:hyperlink>
     </w:p>
     <w:tbl>
       <w:tblPr>
@@ -1598,9 +1777,9 @@
         <w:tblLook w:val="0020" w:firstRow="1" w:lastRow="0" w:firstColumn="0" w:lastColumn="0" w:noHBand="0" w:noVBand="0"/>
       </w:tblPr>
       <w:tblGrid>
-        <w:gridCol w:w="3192"/>
-        <w:gridCol w:w="3192"/>
-        <w:gridCol w:w="3192"/>
+        <w:gridCol w:w="3120"/>
+        <w:gridCol w:w="3120"/>
+        <w:gridCol w:w="3120"/>
       </w:tblGrid>
       <w:tr>
         <w:trPr>
@@ -1780,6 +1959,7 @@
               <w:pStyle w:val="Compact"/>
             </w:pPr>
             <w:r>
+              <w:lastRenderedPageBreak/>
               <w:t>testFinalCoverageBoost</w:t>
             </w:r>
           </w:p>
@@ -1817,14 +1997,14 @@
         <w:rPr>
           <w:noProof/>
         </w:rPr>
-        <w:pict w14:anchorId="0F5254D3">
-          <v:rect id="_x0000_i1028" alt="" style="width:468pt;height:.05pt;mso-width-percent:0;mso-height-percent:0;mso-width-percent:0;mso-height-percent:0" o:hralign="center" o:hrstd="t" o:hr="t"/>
+        <w:pict w14:anchorId="6DB17266">
+          <v:rect id="_x0000_i1032" alt="" style="width:468pt;height:.05pt;mso-width-percent:0;mso-height-percent:0;mso-width-percent:0;mso-height-percent:0" o:hralign="center" o:hrstd="t" o:hr="t"/>
         </w:pict>
       </w:r>
     </w:p>
     <w:p>
       <w:pPr>
-        <w:pStyle w:val="Heading2"/>
+        <w:pStyle w:val="2"/>
       </w:pPr>
       <w:bookmarkStart w:id="11" w:name="final-result-after-1"/>
       <w:bookmarkEnd w:id="10"/>
@@ -1840,10 +2020,10 @@
         <w:tblLook w:val="0020" w:firstRow="1" w:lastRow="0" w:firstColumn="0" w:lastColumn="0" w:noHBand="0" w:noVBand="0"/>
       </w:tblPr>
       <w:tblGrid>
-        <w:gridCol w:w="2394"/>
-        <w:gridCol w:w="2394"/>
-        <w:gridCol w:w="2394"/>
-        <w:gridCol w:w="2394"/>
+        <w:gridCol w:w="2340"/>
+        <w:gridCol w:w="2340"/>
+        <w:gridCol w:w="2340"/>
+        <w:gridCol w:w="2340"/>
       </w:tblGrid>
       <w:tr>
         <w:trPr>
@@ -2079,7 +2259,7 @@
     </w:tbl>
     <w:p>
       <w:pPr>
-        <w:pStyle w:val="BodyText"/>
+        <w:pStyle w:val="a0"/>
       </w:pPr>
       <w:r>
         <w:rPr>
@@ -2097,15 +2277,14 @@
         <w:rPr>
           <w:noProof/>
         </w:rPr>
-        <w:lastRenderedPageBreak/>
-        <w:pict w14:anchorId="33FF875A">
-          <v:rect id="_x0000_i1027" alt="" style="width:468pt;height:.05pt;mso-width-percent:0;mso-height-percent:0;mso-width-percent:0;mso-height-percent:0" o:hralign="center" o:hrstd="t" o:hr="t"/>
+        <w:pict w14:anchorId="74574733">
+          <v:rect id="_x0000_i1033" alt="" style="width:468pt;height:.05pt;mso-width-percent:0;mso-height-percent:0;mso-width-percent:0;mso-height-percent:0" o:hralign="center" o:hrstd="t" o:hr="t"/>
         </w:pict>
       </w:r>
     </w:p>
     <w:p>
       <w:pPr>
-        <w:pStyle w:val="BodyText"/>
+        <w:pStyle w:val="a0"/>
         <w:rPr>
           <w:b/>
           <w:bCs/>
@@ -2172,7 +2351,7 @@
                     <pic:cNvPicPr/>
                   </pic:nvPicPr>
                   <pic:blipFill>
-                    <a:blip r:embed="rId11"/>
+                    <a:blip r:embed="rId16"/>
                     <a:stretch>
                       <a:fillRect/>
                     </a:stretch>
@@ -2195,7 +2374,7 @@
     </w:p>
     <w:p>
       <w:pPr>
-        <w:pStyle w:val="Heading2"/>
+        <w:pStyle w:val="2"/>
       </w:pPr>
       <w:bookmarkStart w:id="12" w:name="importance-of-structural-testing"/>
       <w:bookmarkEnd w:id="11"/>
@@ -2211,8 +2390,8 @@
         <w:tblLook w:val="0020" w:firstRow="1" w:lastRow="0" w:firstColumn="0" w:lastColumn="0" w:noHBand="0" w:noVBand="0"/>
       </w:tblPr>
       <w:tblGrid>
-        <w:gridCol w:w="4788"/>
-        <w:gridCol w:w="4788"/>
+        <w:gridCol w:w="4680"/>
+        <w:gridCol w:w="4680"/>
       </w:tblGrid>
       <w:tr>
         <w:trPr>
@@ -2324,6 +2503,7 @@
                 <w:b/>
                 <w:bCs/>
               </w:rPr>
+              <w:lastRenderedPageBreak/>
               <w:t>Code Quality</w:t>
             </w:r>
           </w:p>
@@ -2412,14 +2592,14 @@
         <w:rPr>
           <w:noProof/>
         </w:rPr>
-        <w:pict w14:anchorId="563BB500">
-          <v:rect id="_x0000_i1026" alt="" style="width:468pt;height:.05pt;mso-width-percent:0;mso-height-percent:0;mso-width-percent:0;mso-height-percent:0" o:hralign="center" o:hrstd="t" o:hr="t"/>
+        <w:pict w14:anchorId="64F73FAA">
+          <v:rect id="_x0000_i1034" alt="" style="width:468pt;height:.05pt;mso-width-percent:0;mso-height-percent:0;mso-width-percent:0;mso-height-percent:0" o:hralign="center" o:hrstd="t" o:hr="t"/>
         </w:pict>
       </w:r>
     </w:p>
     <w:p>
       <w:pPr>
-        <w:pStyle w:val="Heading2"/>
+        <w:pStyle w:val="2"/>
       </w:pPr>
       <w:bookmarkStart w:id="13" w:name="summary"/>
       <w:bookmarkEnd w:id="12"/>
@@ -2444,7 +2624,7 @@
     </w:p>
     <w:p>
       <w:pPr>
-        <w:pStyle w:val="BodyText"/>
+        <w:pStyle w:val="a0"/>
       </w:pPr>
       <w:r>
         <w:rPr>
@@ -2459,14 +2639,13 @@
     </w:p>
     <w:p>
       <w:pPr>
-        <w:pStyle w:val="BodyText"/>
+        <w:pStyle w:val="a0"/>
       </w:pPr>
       <w:r>
         <w:rPr>
           <w:b/>
           <w:bCs/>
         </w:rPr>
-        <w:lastRenderedPageBreak/>
         <w:t>Combined Achievement:</w:t>
       </w:r>
       <w:r>
@@ -2478,8 +2657,8 @@
         <w:rPr>
           <w:noProof/>
         </w:rPr>
-        <w:pict w14:anchorId="4EA320B0">
-          <v:rect id="_x0000_i1025" alt="" style="width:468pt;height:.05pt;mso-width-percent:0;mso-height-percent:0;mso-width-percent:0;mso-height-percent:0" o:hralign="center" o:hrstd="t" o:hr="t"/>
+        <w:pict w14:anchorId="5B441A40">
+          <v:rect id="_x0000_i1035" alt="" style="width:468pt;height:.05pt;mso-width-percent:0;mso-height-percent:0;mso-width-percent:0;mso-height-percent:0" o:hralign="center" o:hrstd="t" o:hr="t"/>
         </w:pict>
       </w:r>
     </w:p>
@@ -2884,15 +3063,15 @@
     <w:lsdException w:name="Unresolved Mention" w:semiHidden="1" w:uiPriority="99" w:unhideWhenUsed="1"/>
     <w:lsdException w:name="Smart Link" w:semiHidden="1" w:uiPriority="99" w:unhideWhenUsed="1"/>
   </w:latentStyles>
-  <w:style w:type="paragraph" w:default="1" w:styleId="Normal">
+  <w:style w:type="paragraph" w:default="1" w:styleId="a">
     <w:name w:val="Normal"/>
     <w:qFormat/>
   </w:style>
-  <w:style w:type="paragraph" w:styleId="Heading1">
+  <w:style w:type="paragraph" w:styleId="1">
     <w:name w:val="heading 1"/>
-    <w:basedOn w:val="Normal"/>
-    <w:next w:val="BodyText"/>
-    <w:link w:val="Heading1Char"/>
+    <w:basedOn w:val="a"/>
+    <w:next w:val="a0"/>
+    <w:link w:val="10"/>
     <w:uiPriority w:val="9"/>
     <w:qFormat/>
     <w:rsid w:val="00A10FD9"/>
@@ -2909,11 +3088,11 @@
       <w:szCs w:val="40"/>
     </w:rPr>
   </w:style>
-  <w:style w:type="paragraph" w:styleId="Heading2">
+  <w:style w:type="paragraph" w:styleId="2">
     <w:name w:val="heading 2"/>
-    <w:basedOn w:val="Normal"/>
-    <w:next w:val="BodyText"/>
-    <w:link w:val="Heading2Char"/>
+    <w:basedOn w:val="a"/>
+    <w:next w:val="a0"/>
+    <w:link w:val="20"/>
     <w:uiPriority w:val="9"/>
     <w:semiHidden/>
     <w:unhideWhenUsed/>
@@ -2932,11 +3111,11 @@
       <w:szCs w:val="32"/>
     </w:rPr>
   </w:style>
-  <w:style w:type="paragraph" w:styleId="Heading3">
+  <w:style w:type="paragraph" w:styleId="3">
     <w:name w:val="heading 3"/>
-    <w:basedOn w:val="Normal"/>
-    <w:next w:val="BodyText"/>
-    <w:link w:val="Heading3Char"/>
+    <w:basedOn w:val="a"/>
+    <w:next w:val="a0"/>
+    <w:link w:val="30"/>
     <w:uiPriority w:val="9"/>
     <w:semiHidden/>
     <w:unhideWhenUsed/>
@@ -2955,11 +3134,11 @@
       <w:szCs w:val="28"/>
     </w:rPr>
   </w:style>
-  <w:style w:type="paragraph" w:styleId="Heading4">
+  <w:style w:type="paragraph" w:styleId="4">
     <w:name w:val="heading 4"/>
-    <w:basedOn w:val="Normal"/>
-    <w:next w:val="BodyText"/>
-    <w:link w:val="Heading4Char"/>
+    <w:basedOn w:val="a"/>
+    <w:next w:val="a0"/>
+    <w:link w:val="40"/>
     <w:uiPriority w:val="9"/>
     <w:semiHidden/>
     <w:unhideWhenUsed/>
@@ -2978,11 +3157,11 @@
       <w:color w:val="0F4761" w:themeColor="accent1" w:themeShade="BF"/>
     </w:rPr>
   </w:style>
-  <w:style w:type="paragraph" w:styleId="Heading5">
+  <w:style w:type="paragraph" w:styleId="5">
     <w:name w:val="heading 5"/>
-    <w:basedOn w:val="Normal"/>
-    <w:next w:val="BodyText"/>
-    <w:link w:val="Heading5Char"/>
+    <w:basedOn w:val="a"/>
+    <w:next w:val="a0"/>
+    <w:link w:val="50"/>
     <w:uiPriority w:val="9"/>
     <w:semiHidden/>
     <w:unhideWhenUsed/>
@@ -2999,11 +3178,11 @@
       <w:color w:val="0F4761" w:themeColor="accent1" w:themeShade="BF"/>
     </w:rPr>
   </w:style>
-  <w:style w:type="paragraph" w:styleId="Heading6">
+  <w:style w:type="paragraph" w:styleId="6">
     <w:name w:val="heading 6"/>
-    <w:basedOn w:val="Normal"/>
-    <w:next w:val="BodyText"/>
-    <w:link w:val="Heading6Char"/>
+    <w:basedOn w:val="a"/>
+    <w:next w:val="a0"/>
+    <w:link w:val="60"/>
     <w:uiPriority w:val="9"/>
     <w:semiHidden/>
     <w:unhideWhenUsed/>
@@ -3022,11 +3201,11 @@
       <w:color w:val="595959" w:themeColor="text1" w:themeTint="A6"/>
     </w:rPr>
   </w:style>
-  <w:style w:type="paragraph" w:styleId="Heading7">
+  <w:style w:type="paragraph" w:styleId="7">
     <w:name w:val="heading 7"/>
-    <w:basedOn w:val="Normal"/>
-    <w:next w:val="BodyText"/>
-    <w:link w:val="Heading7Char"/>
+    <w:basedOn w:val="a"/>
+    <w:next w:val="a0"/>
+    <w:link w:val="70"/>
     <w:uiPriority w:val="9"/>
     <w:semiHidden/>
     <w:unhideWhenUsed/>
@@ -3043,11 +3222,11 @@
       <w:color w:val="595959" w:themeColor="text1" w:themeTint="A6"/>
     </w:rPr>
   </w:style>
-  <w:style w:type="paragraph" w:styleId="Heading8">
+  <w:style w:type="paragraph" w:styleId="8">
     <w:name w:val="heading 8"/>
-    <w:basedOn w:val="Normal"/>
-    <w:next w:val="BodyText"/>
-    <w:link w:val="Heading8Char"/>
+    <w:basedOn w:val="a"/>
+    <w:next w:val="a0"/>
+    <w:link w:val="80"/>
     <w:uiPriority w:val="9"/>
     <w:semiHidden/>
     <w:unhideWhenUsed/>
@@ -3066,11 +3245,11 @@
       <w:color w:val="272727" w:themeColor="text1" w:themeTint="D8"/>
     </w:rPr>
   </w:style>
-  <w:style w:type="paragraph" w:styleId="Heading9">
+  <w:style w:type="paragraph" w:styleId="9">
     <w:name w:val="heading 9"/>
-    <w:basedOn w:val="Normal"/>
-    <w:next w:val="BodyText"/>
-    <w:link w:val="Heading9Char"/>
+    <w:basedOn w:val="a"/>
+    <w:next w:val="a0"/>
+    <w:link w:val="90"/>
     <w:uiPriority w:val="9"/>
     <w:semiHidden/>
     <w:unhideWhenUsed/>
@@ -3087,13 +3266,13 @@
       <w:color w:val="272727" w:themeColor="text1" w:themeTint="D8"/>
     </w:rPr>
   </w:style>
-  <w:style w:type="character" w:default="1" w:styleId="DefaultParagraphFont">
+  <w:style w:type="character" w:default="1" w:styleId="a1">
     <w:name w:val="Default Paragraph Font"/>
     <w:uiPriority w:val="1"/>
     <w:semiHidden/>
     <w:unhideWhenUsed/>
   </w:style>
-  <w:style w:type="table" w:default="1" w:styleId="TableNormal">
+  <w:style w:type="table" w:default="1" w:styleId="a2">
     <w:name w:val="Normal Table"/>
     <w:uiPriority w:val="99"/>
     <w:semiHidden/>
@@ -3108,15 +3287,15 @@
       </w:tblCellMar>
     </w:tblPr>
   </w:style>
-  <w:style w:type="numbering" w:default="1" w:styleId="NoList">
+  <w:style w:type="numbering" w:default="1" w:styleId="a3">
     <w:name w:val="No List"/>
     <w:uiPriority w:val="99"/>
     <w:semiHidden/>
     <w:unhideWhenUsed/>
   </w:style>
-  <w:style w:type="paragraph" w:styleId="BodyText">
+  <w:style w:type="paragraph" w:styleId="a0">
     <w:name w:val="Body Text"/>
-    <w:basedOn w:val="Normal"/>
+    <w:basedOn w:val="a"/>
     <w:qFormat/>
     <w:pPr>
       <w:spacing w:before="180" w:after="180"/>
@@ -3124,23 +3303,23 @@
   </w:style>
   <w:style w:type="paragraph" w:customStyle="1" w:styleId="FirstParagraph">
     <w:name w:val="First Paragraph"/>
-    <w:basedOn w:val="BodyText"/>
-    <w:next w:val="BodyText"/>
+    <w:basedOn w:val="a0"/>
+    <w:next w:val="a0"/>
     <w:qFormat/>
   </w:style>
   <w:style w:type="paragraph" w:customStyle="1" w:styleId="Compact">
     <w:name w:val="Compact"/>
-    <w:basedOn w:val="BodyText"/>
+    <w:basedOn w:val="a0"/>
     <w:qFormat/>
     <w:pPr>
       <w:spacing w:before="36" w:after="36"/>
     </w:pPr>
   </w:style>
-  <w:style w:type="paragraph" w:styleId="Title">
+  <w:style w:type="paragraph" w:styleId="a4">
     <w:name w:val="Title"/>
-    <w:basedOn w:val="Normal"/>
-    <w:next w:val="BodyText"/>
-    <w:link w:val="TitleChar"/>
+    <w:basedOn w:val="a"/>
+    <w:next w:val="a0"/>
+    <w:link w:val="a5"/>
     <w:uiPriority w:val="10"/>
     <w:qFormat/>
     <w:rsid w:val="00A10FD9"/>
@@ -3155,10 +3334,10 @@
       <w:szCs w:val="56"/>
     </w:rPr>
   </w:style>
-  <w:style w:type="character" w:customStyle="1" w:styleId="TitleChar">
-    <w:name w:val="Title Char"/>
-    <w:basedOn w:val="DefaultParagraphFont"/>
-    <w:link w:val="Title"/>
+  <w:style w:type="character" w:customStyle="1" w:styleId="a5">
+    <w:name w:val="標題 字元"/>
+    <w:basedOn w:val="a1"/>
+    <w:link w:val="a4"/>
     <w:uiPriority w:val="10"/>
     <w:rsid w:val="00A10FD9"/>
     <w:rPr>
@@ -3167,11 +3346,11 @@
       <w:szCs w:val="56"/>
     </w:rPr>
   </w:style>
-  <w:style w:type="paragraph" w:styleId="Subtitle">
+  <w:style w:type="paragraph" w:styleId="a6">
     <w:name w:val="Subtitle"/>
-    <w:basedOn w:val="Title"/>
-    <w:next w:val="BodyText"/>
-    <w:link w:val="SubtitleChar"/>
+    <w:basedOn w:val="a4"/>
+    <w:next w:val="a0"/>
+    <w:link w:val="a7"/>
     <w:uiPriority w:val="11"/>
     <w:qFormat/>
     <w:rsid w:val="00A10FD9"/>
@@ -3186,10 +3365,10 @@
       <w:szCs w:val="28"/>
     </w:rPr>
   </w:style>
-  <w:style w:type="character" w:customStyle="1" w:styleId="SubtitleChar">
-    <w:name w:val="Subtitle Char"/>
-    <w:basedOn w:val="DefaultParagraphFont"/>
-    <w:link w:val="Subtitle"/>
+  <w:style w:type="character" w:customStyle="1" w:styleId="a7">
+    <w:name w:val="副標題 字元"/>
+    <w:basedOn w:val="a1"/>
+    <w:link w:val="a6"/>
     <w:uiPriority w:val="11"/>
     <w:rsid w:val="00A10FD9"/>
     <w:rPr>
@@ -3202,8 +3381,8 @@
   </w:style>
   <w:style w:type="paragraph" w:customStyle="1" w:styleId="Author">
     <w:name w:val="Author"/>
-    <w:basedOn w:val="Title"/>
-    <w:next w:val="BodyText"/>
+    <w:basedOn w:val="a4"/>
+    <w:next w:val="a0"/>
     <w:qFormat/>
     <w:pPr>
       <w:keepNext/>
@@ -3214,10 +3393,10 @@
       <w:szCs w:val="24"/>
     </w:rPr>
   </w:style>
-  <w:style w:type="paragraph" w:styleId="Date">
+  <w:style w:type="paragraph" w:styleId="a8">
     <w:name w:val="Date"/>
-    <w:basedOn w:val="Title"/>
-    <w:next w:val="BodyText"/>
+    <w:basedOn w:val="a4"/>
+    <w:next w:val="a0"/>
     <w:qFormat/>
     <w:pPr>
       <w:keepNext/>
@@ -3230,7 +3409,7 @@
   </w:style>
   <w:style w:type="paragraph" w:customStyle="1" w:styleId="AbstractTitle">
     <w:name w:val="Abstract Title"/>
-    <w:basedOn w:val="Normal"/>
+    <w:basedOn w:val="a"/>
     <w:next w:val="Abstract"/>
     <w:qFormat/>
     <w:pPr>
@@ -3247,8 +3426,8 @@
   </w:style>
   <w:style w:type="paragraph" w:customStyle="1" w:styleId="Abstract">
     <w:name w:val="Abstract"/>
-    <w:basedOn w:val="Normal"/>
-    <w:next w:val="BodyText"/>
+    <w:basedOn w:val="a"/>
+    <w:next w:val="a0"/>
     <w:qFormat/>
     <w:pPr>
       <w:keepNext/>
@@ -3260,15 +3439,15 @@
       <w:szCs w:val="20"/>
     </w:rPr>
   </w:style>
-  <w:style w:type="paragraph" w:styleId="Bibliography">
+  <w:style w:type="paragraph" w:styleId="a9">
     <w:name w:val="Bibliography"/>
-    <w:basedOn w:val="Normal"/>
+    <w:basedOn w:val="a"/>
     <w:qFormat/>
   </w:style>
-  <w:style w:type="character" w:customStyle="1" w:styleId="Heading1Char">
-    <w:name w:val="Heading 1 Char"/>
-    <w:basedOn w:val="DefaultParagraphFont"/>
-    <w:link w:val="Heading1"/>
+  <w:style w:type="character" w:customStyle="1" w:styleId="10">
+    <w:name w:val="標題 1 字元"/>
+    <w:basedOn w:val="a1"/>
+    <w:link w:val="1"/>
     <w:uiPriority w:val="9"/>
     <w:rsid w:val="00A10FD9"/>
     <w:rPr>
@@ -3278,10 +3457,10 @@
       <w:szCs w:val="40"/>
     </w:rPr>
   </w:style>
-  <w:style w:type="character" w:customStyle="1" w:styleId="Heading2Char">
-    <w:name w:val="Heading 2 Char"/>
-    <w:basedOn w:val="DefaultParagraphFont"/>
-    <w:link w:val="Heading2"/>
+  <w:style w:type="character" w:customStyle="1" w:styleId="20">
+    <w:name w:val="標題 2 字元"/>
+    <w:basedOn w:val="a1"/>
+    <w:link w:val="2"/>
     <w:uiPriority w:val="9"/>
     <w:semiHidden/>
     <w:rsid w:val="00A10FD9"/>
@@ -3292,10 +3471,10 @@
       <w:szCs w:val="32"/>
     </w:rPr>
   </w:style>
-  <w:style w:type="character" w:customStyle="1" w:styleId="Heading3Char">
-    <w:name w:val="Heading 3 Char"/>
-    <w:basedOn w:val="DefaultParagraphFont"/>
-    <w:link w:val="Heading3"/>
+  <w:style w:type="character" w:customStyle="1" w:styleId="30">
+    <w:name w:val="標題 3 字元"/>
+    <w:basedOn w:val="a1"/>
+    <w:link w:val="3"/>
     <w:uiPriority w:val="9"/>
     <w:semiHidden/>
     <w:rsid w:val="00A10FD9"/>
@@ -3306,10 +3485,10 @@
       <w:szCs w:val="28"/>
     </w:rPr>
   </w:style>
-  <w:style w:type="character" w:customStyle="1" w:styleId="Heading4Char">
-    <w:name w:val="Heading 4 Char"/>
-    <w:basedOn w:val="DefaultParagraphFont"/>
-    <w:link w:val="Heading4"/>
+  <w:style w:type="character" w:customStyle="1" w:styleId="40">
+    <w:name w:val="標題 4 字元"/>
+    <w:basedOn w:val="a1"/>
+    <w:link w:val="4"/>
     <w:uiPriority w:val="9"/>
     <w:semiHidden/>
     <w:rsid w:val="00A10FD9"/>
@@ -3320,10 +3499,10 @@
       <w:color w:val="0F4761" w:themeColor="accent1" w:themeShade="BF"/>
     </w:rPr>
   </w:style>
-  <w:style w:type="character" w:customStyle="1" w:styleId="Heading5Char">
-    <w:name w:val="Heading 5 Char"/>
-    <w:basedOn w:val="DefaultParagraphFont"/>
-    <w:link w:val="Heading5"/>
+  <w:style w:type="character" w:customStyle="1" w:styleId="50">
+    <w:name w:val="標題 5 字元"/>
+    <w:basedOn w:val="a1"/>
+    <w:link w:val="5"/>
     <w:uiPriority w:val="9"/>
     <w:semiHidden/>
     <w:rsid w:val="00A10FD9"/>
@@ -3332,10 +3511,10 @@
       <w:color w:val="0F4761" w:themeColor="accent1" w:themeShade="BF"/>
     </w:rPr>
   </w:style>
-  <w:style w:type="character" w:customStyle="1" w:styleId="Heading6Char">
-    <w:name w:val="Heading 6 Char"/>
-    <w:basedOn w:val="DefaultParagraphFont"/>
-    <w:link w:val="Heading6"/>
+  <w:style w:type="character" w:customStyle="1" w:styleId="60">
+    <w:name w:val="標題 6 字元"/>
+    <w:basedOn w:val="a1"/>
+    <w:link w:val="6"/>
     <w:uiPriority w:val="9"/>
     <w:semiHidden/>
     <w:rsid w:val="00A10FD9"/>
@@ -3346,10 +3525,10 @@
       <w:color w:val="595959" w:themeColor="text1" w:themeTint="A6"/>
     </w:rPr>
   </w:style>
-  <w:style w:type="character" w:customStyle="1" w:styleId="Heading7Char">
-    <w:name w:val="Heading 7 Char"/>
-    <w:basedOn w:val="DefaultParagraphFont"/>
-    <w:link w:val="Heading7"/>
+  <w:style w:type="character" w:customStyle="1" w:styleId="70">
+    <w:name w:val="標題 7 字元"/>
+    <w:basedOn w:val="a1"/>
+    <w:link w:val="7"/>
     <w:uiPriority w:val="9"/>
     <w:semiHidden/>
     <w:rsid w:val="00A10FD9"/>
@@ -3358,10 +3537,10 @@
       <w:color w:val="595959" w:themeColor="text1" w:themeTint="A6"/>
     </w:rPr>
   </w:style>
-  <w:style w:type="character" w:customStyle="1" w:styleId="Heading8Char">
-    <w:name w:val="Heading 8 Char"/>
-    <w:basedOn w:val="DefaultParagraphFont"/>
-    <w:link w:val="Heading8"/>
+  <w:style w:type="character" w:customStyle="1" w:styleId="80">
+    <w:name w:val="標題 8 字元"/>
+    <w:basedOn w:val="a1"/>
+    <w:link w:val="8"/>
     <w:uiPriority w:val="9"/>
     <w:semiHidden/>
     <w:rsid w:val="00A10FD9"/>
@@ -3372,10 +3551,10 @@
       <w:color w:val="272727" w:themeColor="text1" w:themeTint="D8"/>
     </w:rPr>
   </w:style>
-  <w:style w:type="character" w:customStyle="1" w:styleId="Heading9Char">
-    <w:name w:val="Heading 9 Char"/>
-    <w:basedOn w:val="DefaultParagraphFont"/>
-    <w:link w:val="Heading9"/>
+  <w:style w:type="character" w:customStyle="1" w:styleId="90">
+    <w:name w:val="標題 9 字元"/>
+    <w:basedOn w:val="a1"/>
+    <w:link w:val="9"/>
     <w:uiPriority w:val="9"/>
     <w:semiHidden/>
     <w:rsid w:val="00A10FD9"/>
@@ -3384,10 +3563,10 @@
       <w:color w:val="272727" w:themeColor="text1" w:themeTint="D8"/>
     </w:rPr>
   </w:style>
-  <w:style w:type="paragraph" w:styleId="BlockText">
+  <w:style w:type="paragraph" w:styleId="aa">
     <w:name w:val="Block Text"/>
-    <w:basedOn w:val="BodyText"/>
-    <w:next w:val="BodyText"/>
+    <w:basedOn w:val="a0"/>
+    <w:next w:val="a0"/>
     <w:uiPriority w:val="9"/>
     <w:unhideWhenUsed/>
     <w:qFormat/>
@@ -3396,17 +3575,17 @@
       <w:ind w:left="480" w:right="480"/>
     </w:pPr>
   </w:style>
-  <w:style w:type="paragraph" w:styleId="FootnoteText">
+  <w:style w:type="paragraph" w:styleId="ab">
     <w:name w:val="footnote text"/>
-    <w:basedOn w:val="Normal"/>
+    <w:basedOn w:val="a"/>
     <w:uiPriority w:val="9"/>
     <w:unhideWhenUsed/>
     <w:qFormat/>
   </w:style>
   <w:style w:type="paragraph" w:customStyle="1" w:styleId="FootnoteBlockText">
     <w:name w:val="Footnote Block Text"/>
-    <w:basedOn w:val="FootnoteText"/>
-    <w:next w:val="FootnoteText"/>
+    <w:basedOn w:val="ab"/>
+    <w:next w:val="ab"/>
     <w:uiPriority w:val="9"/>
     <w:unhideWhenUsed/>
     <w:qFormat/>
@@ -3441,7 +3620,7 @@
   </w:style>
   <w:style w:type="paragraph" w:customStyle="1" w:styleId="DefinitionTerm">
     <w:name w:val="Definition Term"/>
-    <w:basedOn w:val="Normal"/>
+    <w:basedOn w:val="a"/>
     <w:next w:val="Definition"/>
     <w:pPr>
       <w:keepNext/>
@@ -3454,12 +3633,12 @@
   </w:style>
   <w:style w:type="paragraph" w:customStyle="1" w:styleId="Definition">
     <w:name w:val="Definition"/>
-    <w:basedOn w:val="Normal"/>
-  </w:style>
-  <w:style w:type="paragraph" w:styleId="Caption">
+    <w:basedOn w:val="a"/>
+  </w:style>
+  <w:style w:type="paragraph" w:styleId="ac">
     <w:name w:val="caption"/>
-    <w:basedOn w:val="Normal"/>
-    <w:link w:val="CaptionChar"/>
+    <w:basedOn w:val="a"/>
+    <w:link w:val="ad"/>
     <w:pPr>
       <w:spacing w:after="120"/>
     </w:pPr>
@@ -3469,18 +3648,18 @@
   </w:style>
   <w:style w:type="paragraph" w:customStyle="1" w:styleId="TableCaption">
     <w:name w:val="Table Caption"/>
-    <w:basedOn w:val="Caption"/>
+    <w:basedOn w:val="ac"/>
     <w:pPr>
       <w:keepNext/>
     </w:pPr>
   </w:style>
   <w:style w:type="paragraph" w:customStyle="1" w:styleId="ImageCaption">
     <w:name w:val="Image Caption"/>
-    <w:basedOn w:val="Caption"/>
+    <w:basedOn w:val="ac"/>
   </w:style>
   <w:style w:type="paragraph" w:customStyle="1" w:styleId="Figure">
     <w:name w:val="Figure"/>
-    <w:basedOn w:val="Normal"/>
+    <w:basedOn w:val="a"/>
   </w:style>
   <w:style w:type="paragraph" w:customStyle="1" w:styleId="CaptionedFigure">
     <w:name w:val="Captioned Figure"/>
@@ -3489,14 +3668,14 @@
       <w:keepNext/>
     </w:pPr>
   </w:style>
-  <w:style w:type="character" w:customStyle="1" w:styleId="CaptionChar">
-    <w:name w:val="Caption Char"/>
-    <w:basedOn w:val="DefaultParagraphFont"/>
-    <w:link w:val="Caption"/>
+  <w:style w:type="character" w:customStyle="1" w:styleId="ad">
+    <w:name w:val="標號 字元"/>
+    <w:basedOn w:val="a1"/>
+    <w:link w:val="ac"/>
   </w:style>
   <w:style w:type="character" w:customStyle="1" w:styleId="VerbatimChar">
     <w:name w:val="Verbatim Char"/>
-    <w:basedOn w:val="CaptionChar"/>
+    <w:basedOn w:val="ad"/>
     <w:link w:val="SourceCode"/>
     <w:rPr>
       <w:rFonts w:ascii="Consolas" w:hAnsi="Consolas"/>
@@ -3505,26 +3684,26 @@
   </w:style>
   <w:style w:type="character" w:customStyle="1" w:styleId="SectionNumber">
     <w:name w:val="Section Number"/>
-    <w:basedOn w:val="CaptionChar"/>
-  </w:style>
-  <w:style w:type="character" w:styleId="FootnoteReference">
+    <w:basedOn w:val="ad"/>
+  </w:style>
+  <w:style w:type="character" w:styleId="ae">
     <w:name w:val="footnote reference"/>
-    <w:basedOn w:val="CaptionChar"/>
+    <w:basedOn w:val="ad"/>
     <w:rPr>
       <w:vertAlign w:val="superscript"/>
     </w:rPr>
   </w:style>
-  <w:style w:type="character" w:styleId="Hyperlink">
+  <w:style w:type="character" w:styleId="af">
     <w:name w:val="Hyperlink"/>
-    <w:basedOn w:val="CaptionChar"/>
+    <w:basedOn w:val="ad"/>
     <w:rPr>
       <w:color w:val="156082" w:themeColor="accent1"/>
     </w:rPr>
   </w:style>
-  <w:style w:type="paragraph" w:styleId="TOCHeading">
+  <w:style w:type="paragraph" w:styleId="af0">
     <w:name w:val="TOC Heading"/>
-    <w:basedOn w:val="Heading1"/>
-    <w:next w:val="BodyText"/>
+    <w:basedOn w:val="1"/>
+    <w:next w:val="a0"/>
     <w:uiPriority w:val="39"/>
     <w:unhideWhenUsed/>
     <w:qFormat/>
@@ -3535,7 +3714,7 @@
   </w:style>
   <w:style w:type="paragraph" w:customStyle="1" w:styleId="SourceCode">
     <w:name w:val="Source Code"/>
-    <w:basedOn w:val="Normal"/>
+    <w:basedOn w:val="a"/>
     <w:link w:val="VerbatimChar"/>
     <w:pPr>
       <w:wordWrap w:val="0"/>
@@ -3832,9 +4011,9 @@
       <w:sz w:val="22"/>
     </w:rPr>
   </w:style>
-  <w:style w:type="character" w:styleId="UnresolvedMention">
+  <w:style w:type="character" w:styleId="af1">
     <w:name w:val="Unresolved Mention"/>
-    <w:basedOn w:val="DefaultParagraphFont"/>
+    <w:basedOn w:val="a1"/>
     <w:uiPriority w:val="99"/>
     <w:semiHidden/>
     <w:unhideWhenUsed/>
